--- a/lab4/Lab4_DragosNedelea_FAF-241.docx
+++ b/lab4/Lab4_DragosNedelea_FAF-241.docx
@@ -4,11 +4,13 @@
   <w:body>
     <w:p>
       <w:pPr>
+        <w:spacing w:after="480"/>
         <w:jc w:val="center"/>
       </w:pPr>
       <w:r>
         <w:rPr>
           <w:rFonts w:ascii="Times New Roman" w:hAnsi="Times New Roman"/>
+          <w:b/>
           <w:sz w:val="22"/>
         </w:rPr>
         <w:t>MINISTRY OF EDUCATION AND RESEARCH OF THE REPUBLIC OF MOLDOVA</w:t>
@@ -19,13 +21,16 @@
         <w:br/>
         <w:t>Department of Software Engineering and Automation</w:t>
         <w:br/>
-        <w:br/>
-        <w:br/>
-        <w:br/>
       </w:r>
     </w:p>
     <w:p>
       <w:pPr>
+        <w:spacing w:before="800"/>
+      </w:pPr>
+    </w:p>
+    <w:p>
+      <w:pPr>
+        <w:spacing w:after="240"/>
         <w:jc w:val="center"/>
       </w:pPr>
       <w:r>
@@ -45,34 +50,32 @@
       <w:r>
         <w:rPr>
           <w:rFonts w:ascii="Times New Roman" w:hAnsi="Times New Roman"/>
+          <w:i/>
           <w:sz w:val="26"/>
         </w:rPr>
         <w:t>Topic: The xv6 Shell from the Outside</w:t>
-        <w:br/>
-        <w:br/>
-        <w:br/>
-        <w:br/>
         <w:br/>
       </w:r>
     </w:p>
     <w:p>
       <w:pPr>
+        <w:spacing w:before="1600"/>
+      </w:pPr>
+    </w:p>
+    <w:p>
+      <w:pPr>
+        <w:spacing w:after="1600"/>
         <w:jc w:val="right"/>
       </w:pPr>
       <w:r>
         <w:rPr>
           <w:rFonts w:ascii="Times New Roman" w:hAnsi="Times New Roman"/>
+          <w:b/>
           <w:sz w:val="24"/>
         </w:rPr>
         <w:t>Done by: st. gr. FAF-241, Dragos Nedelea</w:t>
         <w:br/>
-        <w:t>Checked by: Reitman Patricia</w:t>
-        <w:br/>
-        <w:br/>
-        <w:br/>
-        <w:br/>
-        <w:br/>
-        <w:br/>
+        <w:t>Checked by: Patricia Reițman</w:t>
         <w:br/>
       </w:r>
     </w:p>
@@ -85,7 +88,7 @@
           <w:rFonts w:ascii="Times New Roman" w:hAnsi="Times New Roman"/>
           <w:sz w:val="24"/>
         </w:rPr>
-        <w:t>Chisinau – 2026</w:t>
+        <w:t>Chișinău 2026</w:t>
       </w:r>
     </w:p>
     <w:p>
@@ -96,499 +99,1067 @@
     <w:p>
       <w:pPr>
         <w:pStyle w:val="Heading1"/>
+        <w:spacing w:before="280" w:after="120"/>
       </w:pPr>
       <w:r>
-        <w:t>Operating Systems · Lab 4: The xv6 Shell from the Outside</w:t>
+        <w:rPr>
+          <w:rFonts w:ascii="Times New Roman" w:hAnsi="Times New Roman"/>
+          <w:b/>
+          <w:color w:val="0F2D59"/>
+          <w:sz w:val="28"/>
+        </w:rPr>
+        <w:t>Purpose of the Work (Scopul lucrării)</w:t>
       </w:r>
     </w:p>
     <w:p>
+      <w:pPr>
+        <w:spacing w:before="40" w:after="80" w:line="276" w:lineRule="auto"/>
+      </w:pPr>
       <w:r>
-        <w:t xml:space="preserve">**Course:** Operating Systems (OS 2026-2027)  </w:t>
+        <w:rPr>
+          <w:rFonts w:ascii="Times New Roman" w:hAnsi="Times New Roman"/>
+          <w:sz w:val="22"/>
+        </w:rPr>
+        <w:t>The objective of this laboratory is to systematically compare a production general-purpose shell (GNU Bash on Linux) with a minimal educational shell (`user/sh.c` on xv6). Specifically, the goals are:</w:t>
       </w:r>
     </w:p>
     <w:p>
+      <w:pPr>
+        <w:spacing w:before="40" w:after="80" w:line="276" w:lineRule="auto"/>
+      </w:pPr>
       <w:r>
-        <w:t xml:space="preserve">**Institution:** FCIM / FAF · Technical University of Moldova (UTM)  </w:t>
+        <w:rPr>
+          <w:rFonts w:ascii="Times New Roman" w:hAnsi="Times New Roman"/>
+          <w:sz w:val="22"/>
+        </w:rPr>
+        <w:t>1. Updating and verifying `sleep.c` using the current xv6 `pause()` system call.</w:t>
       </w:r>
     </w:p>
     <w:p>
+      <w:pPr>
+        <w:spacing w:before="40" w:after="80" w:line="276" w:lineRule="auto"/>
+      </w:pPr>
       <w:r>
-        <w:t xml:space="preserve">**Student:** Dragos Nedelea  </w:t>
+        <w:rPr>
+          <w:rFonts w:ascii="Times New Roman" w:hAnsi="Times New Roman"/>
+          <w:sz w:val="22"/>
+        </w:rPr>
+        <w:t>2. Comparing shell feature sets: command execution, I/O redirection, pipelines, background execution, wildcard globbing, variable interpolation, quotes, and PATH resolution.</w:t>
       </w:r>
     </w:p>
     <w:p>
+      <w:pPr>
+        <w:spacing w:before="40" w:after="80" w:line="276" w:lineRule="auto"/>
+      </w:pPr>
       <w:r>
-        <w:t>**Track:** Track B: Build your own small OS (xv6)</w:t>
+        <w:rPr>
+          <w:rFonts w:ascii="Times New Roman" w:hAnsi="Times New Roman"/>
+          <w:sz w:val="22"/>
+        </w:rPr>
+        <w:t>3. Investigating argument passing mechanics (`argc`, `argv[]`) between shell and program via `args.c` (xv6) and `args_linux.c` (Linux) to prove who performs wildcard expansion.</w:t>
+      </w:r>
+    </w:p>
+    <w:p>
+      <w:pPr>
+        <w:spacing w:before="40" w:after="80" w:line="276" w:lineRule="auto"/>
+      </w:pPr>
+      <w:r>
+        <w:rPr>
+          <w:rFonts w:ascii="Times New Roman" w:hAnsi="Times New Roman"/>
+          <w:sz w:val="22"/>
+        </w:rPr>
+        <w:t>4. Analyzing the AST parser and command execution tree in `user/sh.c` (`forkexec`, `runcmd`, `parsecmd`).</w:t>
+      </w:r>
+    </w:p>
+    <w:p>
+      <w:pPr>
+        <w:pStyle w:val="Heading1"/>
+        <w:spacing w:before="280" w:after="120"/>
+      </w:pPr>
+      <w:r>
+        <w:rPr>
+          <w:rFonts w:ascii="Times New Roman" w:hAnsi="Times New Roman"/>
+          <w:b/>
+          <w:color w:val="0F2D59"/>
+          <w:sz w:val="28"/>
+        </w:rPr>
+        <w:t>Part 1. Fix `sleep` for Current xv6</w:t>
+      </w:r>
+    </w:p>
+    <w:p>
+      <w:pPr>
+        <w:spacing w:before="40" w:after="80" w:line="276" w:lineRule="auto"/>
+      </w:pPr>
+      <w:r>
+        <w:rPr>
+          <w:rFonts w:ascii="Times New Roman" w:hAnsi="Times New Roman"/>
+          <w:sz w:val="22"/>
+        </w:rPr>
+        <w:t>- Verified `user/user.h` system call definitions.</w:t>
+      </w:r>
+    </w:p>
+    <w:p>
+      <w:pPr>
+        <w:spacing w:before="40" w:after="80" w:line="276" w:lineRule="auto"/>
+      </w:pPr>
+      <w:r>
+        <w:rPr>
+          <w:rFonts w:ascii="Times New Roman" w:hAnsi="Times New Roman"/>
+          <w:sz w:val="22"/>
+        </w:rPr>
+        <w:t>- Updated `user/sleep.c` to directly call `pause()` as required by the current xv6 kernel API.</w:t>
+      </w:r>
+    </w:p>
+    <w:p>
+      <w:pPr>
+        <w:spacing w:before="40" w:after="80" w:line="276" w:lineRule="auto"/>
+      </w:pPr>
+      <w:r>
+        <w:rPr>
+          <w:rFonts w:ascii="Times New Roman" w:hAnsi="Times New Roman"/>
+          <w:sz w:val="22"/>
+        </w:rPr>
+        <w:t>- Ensured `$U/_sleep\` is registered in `UPROGS` in `Makefile`.</w:t>
+      </w:r>
+    </w:p>
+    <w:tbl>
+      <w:tblPr>
+        <w:tblW w:type="auto" w:w="0"/>
+        <w:tblLayout w:type="fixed"/>
+        <w:tblLook w:firstColumn="1" w:firstRow="1" w:lastColumn="0" w:lastRow="0" w:noHBand="0" w:noVBand="1" w:val="04A0"/>
+      </w:tblPr>
+      <w:tblGrid>
+        <w:gridCol w:w="9360"/>
+      </w:tblGrid>
+      <w:tr>
+        <w:tc>
+          <w:tcPr>
+            <w:tcW w:type="dxa" w:w="9360"/>
+            <w:shd w:fill="F4F5F7"/>
+            <w:tcMar>
+              <w:top w:w="120" w:type="dxa"/>
+              <w:bottom w:w="120" w:type="dxa"/>
+              <w:left w:w="180" w:type="dxa"/>
+              <w:right w:w="180" w:type="dxa"/>
+            </w:tcMar>
+          </w:tcPr>
+          <w:p>
+            <w:pPr>
+              <w:spacing w:before="40" w:after="40"/>
+            </w:pPr>
+            <w:r>
+              <w:rPr>
+                <w:rFonts w:ascii="Courier New" w:hAnsi="Courier New"/>
+                <w:color w:val="24292E"/>
+                <w:sz w:val="18"/>
+              </w:rPr>
+              <w:t>$ sleep 20</w:t>
+              <w:br/>
+              <w:t>(pauses for 20 ticks and returns cleanly)</w:t>
+              <w:br/>
+              <w:br/>
+              <w:t>$ sleep</w:t>
+              <w:br/>
+              <w:t>usage: sleep &lt;ticks&gt;</w:t>
+            </w:r>
+          </w:p>
+        </w:tc>
+      </w:tr>
+    </w:tbl>
+    <w:p>
+      <w:pPr>
+        <w:spacing w:before="0" w:after="80"/>
+      </w:pPr>
+    </w:p>
+    <w:p>
+      <w:pPr>
+        <w:spacing w:before="40" w:after="200"/>
+        <w:jc w:val="center"/>
+      </w:pPr>
+      <w:r>
+        <w:rPr>
+          <w:rFonts w:ascii="Times New Roman" w:hAnsi="Times New Roman"/>
+          <w:b/>
+          <w:i/>
+          <w:color w:val="333333"/>
+          <w:sz w:val="20"/>
+        </w:rPr>
+        <w:t>Figure 4.1 – Execution of updated sleep utility inside xv6.</w:t>
+      </w:r>
+    </w:p>
+    <w:p>
+      <w:pPr>
+        <w:pStyle w:val="Heading1"/>
+        <w:spacing w:before="280" w:after="120"/>
+      </w:pPr>
+      <w:r>
+        <w:rPr>
+          <w:rFonts w:ascii="Times New Roman" w:hAnsi="Times New Roman"/>
+          <w:b/>
+          <w:color w:val="0F2D59"/>
+          <w:sz w:val="28"/>
+        </w:rPr>
+        <w:t>Part 2. bash Versus the xv6 Shell</w:t>
       </w:r>
     </w:p>
     <w:p>
       <w:pPr>
         <w:pStyle w:val="Heading2"/>
+        <w:spacing w:before="200" w:after="80"/>
       </w:pPr>
       <w:r>
-        <w:t>Part 1. Fix `sleep` for Current xv6</w:t>
+        <w:rPr>
+          <w:rFonts w:ascii="Times New Roman" w:hAnsi="Times New Roman"/>
+          <w:b/>
+          <w:color w:val="204060"/>
+          <w:sz w:val="24"/>
+        </w:rPr>
+        <w:t>Comparison Table</w:t>
       </w:r>
     </w:p>
     <w:p>
+      <w:pPr>
+        <w:spacing w:before="20" w:after="20"/>
+        <w:ind w:left="288"/>
+      </w:pPr>
       <w:r>
-        <w:t>- Verified `user/user.h` system call definitions.</w:t>
+        <w:rPr>
+          <w:rFonts w:ascii="Times New Roman" w:hAnsi="Times New Roman"/>
+          <w:sz w:val="20"/>
+        </w:rPr>
+        <w:t>Command | Tests | bash (Linux) Output | xv6 Shell Output | Explanation</w:t>
       </w:r>
     </w:p>
     <w:p>
+      <w:pPr>
+        <w:spacing w:before="20" w:after="20"/>
+        <w:ind w:left="288"/>
+      </w:pPr>
       <w:r>
-        <w:t>- Updated `user/sleep.c` to use `pause()` if running on post-August 2025 xv6 trees, or `sleep()` on standard trees.</w:t>
+        <w:rPr>
+          <w:rFonts w:ascii="Times New Roman" w:hAnsi="Times New Roman"/>
+          <w:sz w:val="20"/>
+        </w:rPr>
+        <w:t>`echo hello &gt; f ; cat &lt; f` | Redirection | `hello` | `hello` | Both shells implement file descriptor redirection (`&gt;` and `&lt;`).</w:t>
       </w:r>
     </w:p>
     <w:p>
+      <w:pPr>
+        <w:spacing w:before="20" w:after="20"/>
+        <w:ind w:left="288"/>
+      </w:pPr>
       <w:r>
-        <w:t>- Ensured `$U/_sleep\` is registered in `UPROGS` in `Makefile`.</w:t>
+        <w:rPr>
+          <w:rFonts w:ascii="Times New Roman" w:hAnsi="Times New Roman"/>
+          <w:sz w:val="20"/>
+        </w:rPr>
+        <w:t>`ls \ | grep READ` | Pipe | `README` | `README` | Both shells implement concurrent process execution with IPC pipes (`\ | `).</w:t>
       </w:r>
     </w:p>
     <w:p>
+      <w:pPr>
+        <w:spacing w:before="20" w:after="20"/>
+        <w:ind w:left="288"/>
+      </w:pPr>
       <w:r>
-        <w:t>- Verification inside xv6:</w:t>
+        <w:rPr>
+          <w:rFonts w:ascii="Times New Roman" w:hAnsi="Times New Roman"/>
+          <w:sz w:val="20"/>
+        </w:rPr>
+        <w:t>`(echo a; echo b) \ | wc` | Grouping, list | `2 2 4` | Syntax error / unexpected `(` | bash supports subshell command grouping `(...)`; xv6 shell does not recognize parentheses.</w:t>
       </w:r>
     </w:p>
     <w:p>
+      <w:pPr>
+        <w:spacing w:before="20" w:after="20"/>
+        <w:ind w:left="288"/>
+      </w:pPr>
       <w:r>
-        <w:t xml:space="preserve">  ```</w:t>
+        <w:rPr>
+          <w:rFonts w:ascii="Times New Roman" w:hAnsi="Times New Roman"/>
+          <w:sz w:val="20"/>
+        </w:rPr>
+        <w:t>`echo one ; echo two` | Sequence | `one` &lt;br&gt; `two` | `one` &lt;br&gt; `two` | Both shells parse `;` as a command sequence separator (type `LIST`).</w:t>
       </w:r>
     </w:p>
     <w:p>
+      <w:pPr>
+        <w:spacing w:before="20" w:after="20"/>
+        <w:ind w:left="288"/>
+      </w:pPr>
       <w:r>
-        <w:t xml:space="preserve">  $ sleep 20</w:t>
+        <w:rPr>
+          <w:rFonts w:ascii="Times New Roman" w:hAnsi="Times New Roman"/>
+          <w:sz w:val="20"/>
+        </w:rPr>
+        <w:t>`echo bg &amp;` | Background | `[1] 12345` &lt;br&gt; `bg` | `bg` | Both support background jobs via `&amp;`; bash prints job/PID status, xv6 does not.</w:t>
       </w:r>
     </w:p>
     <w:p>
+      <w:pPr>
+        <w:spacing w:before="20" w:after="20"/>
+        <w:ind w:left="288"/>
+      </w:pPr>
       <w:r>
-        <w:t xml:space="preserve">  (pauses and returns)</w:t>
+        <w:rPr>
+          <w:rFonts w:ascii="Times New Roman" w:hAnsi="Times New Roman"/>
+          <w:sz w:val="20"/>
+        </w:rPr>
+        <w:t>`ls *` | Globbing | Lists all files (`README`, ...) | `ls: cannot open *` | bash expands wildcards; xv6 has no globbing logic, passing the literal character `*`.</w:t>
       </w:r>
     </w:p>
     <w:p>
+      <w:pPr>
+        <w:spacing w:before="20" w:after="20"/>
+        <w:ind w:left="288"/>
+      </w:pPr>
       <w:r>
-        <w:t xml:space="preserve">  $ sleep</w:t>
+        <w:rPr>
+          <w:rFonts w:ascii="Times New Roman" w:hAnsi="Times New Roman"/>
+          <w:sz w:val="20"/>
+        </w:rPr>
+        <w:t>`echo $HOME` | Variables | `/home/student` | `$HOME` | bash performs variable substitution; xv6 does not support environment variables.</w:t>
       </w:r>
     </w:p>
     <w:p>
+      <w:pPr>
+        <w:spacing w:before="20" w:after="20"/>
+        <w:ind w:left="288"/>
+      </w:pPr>
       <w:r>
-        <w:t xml:space="preserve">  usage: sleep &lt;ticks&gt;</w:t>
+        <w:rPr>
+          <w:rFonts w:ascii="Times New Roman" w:hAnsi="Times New Roman"/>
+          <w:sz w:val="20"/>
+        </w:rPr>
+        <w:t>`echo "a b"` | Quotes | `a b` | `"a b"` | bash strips quoting characters; xv6 passes quotation marks literally as part of argv.</w:t>
       </w:r>
     </w:p>
     <w:p>
+      <w:pPr>
+        <w:spacing w:before="20" w:after="20"/>
+        <w:ind w:left="288"/>
+      </w:pPr>
       <w:r>
-        <w:t xml:space="preserve">  ```</w:t>
+        <w:rPr>
+          <w:rFonts w:ascii="Times New Roman" w:hAnsi="Times New Roman"/>
+          <w:sz w:val="20"/>
+        </w:rPr>
+        <w:t>`mkdir d ; cd d ; ls ..` | PATH / Relative paths | Lists parent directory | `exec ls failed` | bash searches `$PATH`; xv6 only looks for `ls` in current directory unless given an absolute/relative path.</w:t>
+      </w:r>
+    </w:p>
+    <w:p>
+      <w:pPr>
+        <w:spacing w:before="20" w:after="20"/>
+        <w:ind w:left="288"/>
+      </w:pPr>
+      <w:r>
+        <w:rPr>
+          <w:rFonts w:ascii="Times New Roman" w:hAnsi="Times New Roman"/>
+          <w:sz w:val="20"/>
+        </w:rPr>
+        <w:t>Arrow up, Tab, Ctrl+R | History, completion | Recalls history, autocompletes | Prints raw escape sequences `^[[A` | bash uses GNU Readline; xv6 shell has a primitive terminal driver with no history/line editing.</w:t>
       </w:r>
     </w:p>
     <w:p>
       <w:pPr>
         <w:pStyle w:val="Heading2"/>
+        <w:spacing w:before="200" w:after="80"/>
       </w:pPr>
       <w:r>
-        <w:t>Part 2. bash Versus the xv6 Shell</w:t>
+        <w:rPr>
+          <w:rFonts w:ascii="Times New Roman" w:hAnsi="Times New Roman"/>
+          <w:b/>
+          <w:color w:val="204060"/>
+          <w:sz w:val="24"/>
+        </w:rPr>
+        <w:t>Observe Questions &amp; Answers</w:t>
       </w:r>
     </w:p>
     <w:p>
       <w:pPr>
-        <w:pStyle w:val="Heading3"/>
+        <w:spacing w:before="40" w:after="80" w:line="276" w:lineRule="auto"/>
       </w:pPr>
       <w:r>
-        <w:t>Comparison Table</w:t>
+        <w:rPr>
+          <w:rFonts w:ascii="Times New Roman" w:hAnsi="Times New Roman"/>
+          <w:sz w:val="22"/>
+        </w:rPr>
+        <w:t xml:space="preserve">1. </w:t>
+      </w:r>
+      <w:r>
+        <w:rPr>
+          <w:rFonts w:ascii="Times New Roman" w:hAnsi="Times New Roman"/>
+          <w:b/>
+          <w:sz w:val="22"/>
+        </w:rPr>
+        <w:t>List the features both shells have, and the ones only bash has.</w:t>
       </w:r>
     </w:p>
     <w:p>
       <w:pPr>
-        <w:ind w:left="288"/>
+        <w:spacing w:before="40" w:after="80" w:line="276" w:lineRule="auto"/>
       </w:pPr>
       <w:r>
-        <w:t>Command | Tests | bash (Linux) Output | xv6 Shell Output | Explanation</w:t>
+        <w:rPr>
+          <w:rFonts w:ascii="Times New Roman" w:hAnsi="Times New Roman"/>
+          <w:sz w:val="22"/>
+        </w:rPr>
+        <w:t xml:space="preserve">- </w:t>
+      </w:r>
+      <w:r>
+        <w:rPr>
+          <w:rFonts w:ascii="Times New Roman" w:hAnsi="Times New Roman"/>
+          <w:b/>
+          <w:sz w:val="22"/>
+        </w:rPr>
+        <w:t>Both shells support:</w:t>
+      </w:r>
+      <w:r>
+        <w:rPr>
+          <w:rFonts w:ascii="Times New Roman" w:hAnsi="Times New Roman"/>
+          <w:sz w:val="22"/>
+        </w:rPr>
+        <w:t xml:space="preserve"> Command execution via `fork`/`exec`, I/O redirection (`&lt;`, `&gt;`), pipelines (`|`), command sequencing (`;`), and background execution (`&amp;`).</w:t>
       </w:r>
     </w:p>
     <w:p>
       <w:pPr>
-        <w:ind w:left="288"/>
+        <w:spacing w:before="40" w:after="80" w:line="276" w:lineRule="auto"/>
       </w:pPr>
       <w:r>
-        <w:t>`echo hello &gt; f ; cat &lt; f` | Redirection | `hello` | `hello` | Both shells implement file descriptor redirection (`&gt;` and `&lt;`).</w:t>
+        <w:rPr>
+          <w:rFonts w:ascii="Times New Roman" w:hAnsi="Times New Roman"/>
+          <w:sz w:val="22"/>
+        </w:rPr>
+        <w:t xml:space="preserve">- </w:t>
+      </w:r>
+      <w:r>
+        <w:rPr>
+          <w:rFonts w:ascii="Times New Roman" w:hAnsi="Times New Roman"/>
+          <w:b/>
+          <w:sz w:val="22"/>
+        </w:rPr>
+        <w:t>Only bash supports:</w:t>
+      </w:r>
+      <w:r>
+        <w:rPr>
+          <w:rFonts w:ascii="Times New Roman" w:hAnsi="Times New Roman"/>
+          <w:sz w:val="22"/>
+        </w:rPr>
+        <w:t xml:space="preserve"> Wildcard expansion/globbing (`*`, `?`), environment variable expansion (`$VAR`), quotation parsing/stripping, subshell grouping `(...)`, `$PATH` directory resolution across multiple paths, command history (`Ctrl+R`, up-arrow), and tab autocompletion.</w:t>
       </w:r>
     </w:p>
     <w:p>
       <w:pPr>
-        <w:ind w:left="288"/>
+        <w:spacing w:before="40" w:after="80" w:line="276" w:lineRule="auto"/>
       </w:pPr>
       <w:r>
-        <w:t>`ls \ | grep READ` | Pipe | `README` | `README` | Both shells implement concurrent process execution with IPC pipes (`\ | `).</w:t>
+        <w:rPr>
+          <w:rFonts w:ascii="Times New Roman" w:hAnsi="Times New Roman"/>
+          <w:sz w:val="22"/>
+        </w:rPr>
+        <w:t xml:space="preserve">2. </w:t>
+      </w:r>
+      <w:r>
+        <w:rPr>
+          <w:rFonts w:ascii="Times New Roman" w:hAnsi="Times New Roman"/>
+          <w:b/>
+          <w:sz w:val="22"/>
+        </w:rPr>
+        <w:t>In xv6, `ls` stops working after `cd d`. Why? Find a way to run `ls` from inside `d` anyway.</w:t>
       </w:r>
     </w:p>
     <w:p>
       <w:pPr>
-        <w:ind w:left="288"/>
+        <w:spacing w:before="40" w:after="80" w:line="276" w:lineRule="auto"/>
       </w:pPr>
       <w:r>
-        <w:t>`(echo a; echo b) \ | wc` | Grouping, list | `2 2 4` | Syntax error / unexpected `(` | bash supports subshell command grouping `(...)`; xv6 shell does not recognize parentheses.</w:t>
+        <w:rPr>
+          <w:rFonts w:ascii="Times New Roman" w:hAnsi="Times New Roman"/>
+          <w:sz w:val="22"/>
+        </w:rPr>
+        <w:t>xv6 does not maintain a `$PATH` environment variable. When you enter a command name like `ls`, the xv6 shell passes it directly to `exec("ls", ...)`, which only looks in the current working directory (`.`). Since the binary `ls` is located in the root directory `/`, changing directory to `/d` causes `exec("ls")` to fail.</w:t>
       </w:r>
     </w:p>
     <w:p>
       <w:pPr>
-        <w:ind w:left="288"/>
+        <w:spacing w:before="40" w:after="80" w:line="276" w:lineRule="auto"/>
       </w:pPr>
       <w:r>
-        <w:t>`echo one ; echo two` | Sequence | `one` &lt;br&gt; `two` | `one` &lt;br&gt; `two` | Both shells parse `;` as a command sequence separator (type `LIST`).</w:t>
+        <w:rPr>
+          <w:rFonts w:ascii="Times New Roman" w:hAnsi="Times New Roman"/>
+          <w:sz w:val="22"/>
+        </w:rPr>
+        <w:t xml:space="preserve">- </w:t>
+      </w:r>
+      <w:r>
+        <w:rPr>
+          <w:rFonts w:ascii="Times New Roman" w:hAnsi="Times New Roman"/>
+          <w:b/>
+          <w:sz w:val="22"/>
+        </w:rPr>
+        <w:t>Solution:</w:t>
+      </w:r>
+      <w:r>
+        <w:rPr>
+          <w:rFonts w:ascii="Times New Roman" w:hAnsi="Times New Roman"/>
+          <w:sz w:val="22"/>
+        </w:rPr>
+        <w:t xml:space="preserve"> Execute it with an explicit path: `../ls` or `/ls`.</w:t>
       </w:r>
     </w:p>
     <w:p>
       <w:pPr>
-        <w:ind w:left="288"/>
+        <w:spacing w:before="40" w:after="80" w:line="276" w:lineRule="auto"/>
       </w:pPr>
       <w:r>
-        <w:t>`echo bg &amp;` | Background | `[1] 12345` &lt;br&gt; `bg` | `bg` | Both support background jobs via `&amp;`; bash prints job/PID status, xv6 does not.</w:t>
+        <w:rPr>
+          <w:rFonts w:ascii="Times New Roman" w:hAnsi="Times New Roman"/>
+          <w:sz w:val="22"/>
+        </w:rPr>
+        <w:t xml:space="preserve">3. </w:t>
+      </w:r>
+      <w:r>
+        <w:rPr>
+          <w:rFonts w:ascii="Times New Roman" w:hAnsi="Times New Roman"/>
+          <w:b/>
+          <w:sz w:val="22"/>
+        </w:rPr>
+        <w:t>Which missing feature would you miss most in daily work, and which would be easiest to add?</w:t>
       </w:r>
     </w:p>
     <w:p>
       <w:pPr>
-        <w:ind w:left="288"/>
+        <w:spacing w:before="40" w:after="80" w:line="276" w:lineRule="auto"/>
       </w:pPr>
       <w:r>
-        <w:t>`ls *` | Globbing | Lists all files (`README`, ...) | `ls: cannot open *` | bash expands wildcards; xv6 has no globbing logic, passing the literal character `*`.</w:t>
+        <w:rPr>
+          <w:rFonts w:ascii="Times New Roman" w:hAnsi="Times New Roman"/>
+          <w:sz w:val="22"/>
+        </w:rPr>
+        <w:t xml:space="preserve">- </w:t>
+      </w:r>
+      <w:r>
+        <w:rPr>
+          <w:rFonts w:ascii="Times New Roman" w:hAnsi="Times New Roman"/>
+          <w:b/>
+          <w:sz w:val="22"/>
+        </w:rPr>
+        <w:t>Most missed:</w:t>
+      </w:r>
+      <w:r>
+        <w:rPr>
+          <w:rFonts w:ascii="Times New Roman" w:hAnsi="Times New Roman"/>
+          <w:sz w:val="22"/>
+        </w:rPr>
+        <w:t xml:space="preserve"> Tab-completion and command history (arrow keys / Readline), because interactive terminal navigation is significantly slowed down without them.</w:t>
       </w:r>
     </w:p>
     <w:p>
       <w:pPr>
-        <w:ind w:left="288"/>
+        <w:spacing w:before="40" w:after="80" w:line="276" w:lineRule="auto"/>
       </w:pPr>
       <w:r>
-        <w:t>`echo $HOME` | Variables | `/home/student` | `$HOME` | bash performs variable substitution; xv6 does not support environment variables.</w:t>
+        <w:rPr>
+          <w:rFonts w:ascii="Times New Roman" w:hAnsi="Times New Roman"/>
+          <w:sz w:val="22"/>
+        </w:rPr>
+        <w:t xml:space="preserve">- </w:t>
+      </w:r>
+      <w:r>
+        <w:rPr>
+          <w:rFonts w:ascii="Times New Roman" w:hAnsi="Times New Roman"/>
+          <w:b/>
+          <w:sz w:val="22"/>
+        </w:rPr>
+        <w:t>Easiest to add:</w:t>
+      </w:r>
+      <w:r>
+        <w:rPr>
+          <w:rFonts w:ascii="Times New Roman" w:hAnsi="Times New Roman"/>
+          <w:sz w:val="22"/>
+        </w:rPr>
+        <w:t xml:space="preserve"> Basic quote stripping or `$PATH` searching (checking `/` if execution in `.` fails), which only requires a few lines of C string manipulation in `user/sh.c`.</w:t>
       </w:r>
     </w:p>
     <w:p>
       <w:pPr>
-        <w:ind w:left="288"/>
+        <w:pStyle w:val="Heading1"/>
+        <w:spacing w:before="280" w:after="120"/>
       </w:pPr>
       <w:r>
-        <w:t>`echo "a b"` | Quotes | `a b` | `"a b"` | bash strips quoting characters; xv6 passes quotation marks literally as part of argv.</w:t>
-      </w:r>
-    </w:p>
-    <w:p>
-      <w:pPr>
-        <w:ind w:left="288"/>
-      </w:pPr>
-      <w:r>
-        <w:t>`mkdir d ; cd d ; ls ..` | PATH / Relative paths | Lists parent directory | `exec ls failed` | bash searches `$PATH`; xv6 only looks for `ls` in current directory unless given an absolute/relative path.</w:t>
-      </w:r>
-    </w:p>
-    <w:p>
-      <w:pPr>
-        <w:ind w:left="288"/>
-      </w:pPr>
-      <w:r>
-        <w:t>Arrow up, Tab, Ctrl+R | History, completion | Recalls history, autocompletes | Prints raw escape sequences `^[[A` | bash uses GNU Readline; xv6 shell has a primitive terminal driver with no history/line editing.</w:t>
-      </w:r>
-    </w:p>
-    <w:p>
-      <w:pPr>
-        <w:pStyle w:val="Heading3"/>
-      </w:pPr>
-      <w:r>
-        <w:t>Observe Questions &amp; Answers</w:t>
-      </w:r>
-    </w:p>
-    <w:p>
-      <w:r>
-        <w:t xml:space="preserve">1. **List the features both shells have, and the ones only bash has.**  </w:t>
-      </w:r>
-    </w:p>
-    <w:p>
-      <w:r>
-        <w:t xml:space="preserve">   - **Both shells support:** Command execution via `fork`/`exec`, I/O redirection (`&lt;`, `&gt;`), pipelines (`|`), command sequencing (`;`), and background execution (`&amp;`).</w:t>
-      </w:r>
-    </w:p>
-    <w:p>
-      <w:r>
-        <w:t xml:space="preserve">   - **Only bash supports:** Wildcard expansion/globbing (`*`, `?`), environment variable expansion (`$VAR`), quotation parsing/stripping, subshell grouping `(...)`, `$PATH` directory resolution across multiple paths, command history (`Ctrl+R`, up-arrow), and tab autocompletion.</w:t>
-      </w:r>
-    </w:p>
-    <w:p>
-      <w:r>
-        <w:t xml:space="preserve">2. **In xv6, `ls` stops working after `cd d`. Why? Find a way to run `ls` from inside `d` anyway.**  </w:t>
-      </w:r>
-    </w:p>
-    <w:p>
-      <w:r>
-        <w:t xml:space="preserve">   xv6 does not maintain a `$PATH` environment variable. When you enter a command name like `ls`, the xv6 shell passes it directly to `exec("ls", ...)`, which only looks in the current working directory (`.`). Since the binary `ls` is located in the root directory `/`, changing directory to `/d` causes `exec("ls")` to fail.  </w:t>
-      </w:r>
-    </w:p>
-    <w:p>
-      <w:r>
-        <w:t xml:space="preserve">   - **Solution:** Execute it with an explicit path: `../ls` or `/ls`.</w:t>
-      </w:r>
-    </w:p>
-    <w:p>
-      <w:r>
-        <w:t xml:space="preserve">3. **Which missing feature would you miss most in daily work, and which would be easiest to add?**  </w:t>
-      </w:r>
-    </w:p>
-    <w:p>
-      <w:r>
-        <w:t xml:space="preserve">   - **Most missed:** Tab-completion and command history (arrow keys / Readline), because interactive terminal navigation is significantly slowed down without them.</w:t>
-      </w:r>
-    </w:p>
-    <w:p>
-      <w:r>
-        <w:t xml:space="preserve">   - **Easiest to add:** Basic quote stripping or `$PATH` searching (checking `/` if execution in `.` fails), which only requires a few lines of C string manipulation in `user/sh.c`.</w:t>
+        <w:rPr>
+          <w:rFonts w:ascii="Times New Roman" w:hAnsi="Times New Roman"/>
+          <w:b/>
+          <w:color w:val="0F2D59"/>
+          <w:sz w:val="28"/>
+        </w:rPr>
+        <w:t>Part 3. Who Expands `*`? Program Printing `argv`</w:t>
       </w:r>
     </w:p>
     <w:p>
       <w:pPr>
         <w:pStyle w:val="Heading2"/>
+        <w:spacing w:before="200" w:after="80"/>
       </w:pPr>
       <w:r>
-        <w:t>Part 3. Who Expands `*`? Program Printing `argv`</w:t>
+        <w:rPr>
+          <w:rFonts w:ascii="Times New Roman" w:hAnsi="Times New Roman"/>
+          <w:b/>
+          <w:color w:val="204060"/>
+          <w:sz w:val="24"/>
+        </w:rPr>
+        <w:t>Implementations:</w:t>
       </w:r>
     </w:p>
     <w:p>
       <w:pPr>
-        <w:pStyle w:val="Heading3"/>
+        <w:spacing w:before="40" w:after="80" w:line="276" w:lineRule="auto"/>
       </w:pPr>
       <w:r>
-        <w:t>Implementations:</w:t>
-      </w:r>
-    </w:p>
-    <w:p>
-      <w:r>
+        <w:rPr>
+          <w:rFonts w:ascii="Times New Roman" w:hAnsi="Times New Roman"/>
+          <w:sz w:val="22"/>
+        </w:rPr>
         <w:t>- `user/args.c` for xv6</w:t>
       </w:r>
     </w:p>
     <w:p>
+      <w:pPr>
+        <w:spacing w:before="40" w:after="80" w:line="276" w:lineRule="auto"/>
+      </w:pPr>
       <w:r>
-        <w:t>- `args_linux.c` for Linux (compiled with `gcc -o args args_linux.c`)</w:t>
+        <w:rPr>
+          <w:rFonts w:ascii="Times New Roman" w:hAnsi="Times New Roman"/>
+          <w:sz w:val="22"/>
+        </w:rPr>
+        <w:t>- `args_linux.c` for Linux</w:t>
       </w:r>
+    </w:p>
+    <w:tbl>
+      <w:tblPr>
+        <w:tblW w:type="auto" w:w="0"/>
+        <w:tblLayout w:type="fixed"/>
+        <w:tblLook w:firstColumn="1" w:firstRow="1" w:lastColumn="0" w:lastRow="0" w:noHBand="0" w:noVBand="1" w:val="04A0"/>
+      </w:tblPr>
+      <w:tblGrid>
+        <w:gridCol w:w="9360"/>
+      </w:tblGrid>
+      <w:tr>
+        <w:tc>
+          <w:tcPr>
+            <w:tcW w:type="dxa" w:w="9360"/>
+            <w:shd w:fill="F4F5F7"/>
+            <w:tcMar>
+              <w:top w:w="120" w:type="dxa"/>
+              <w:bottom w:w="120" w:type="dxa"/>
+              <w:left w:w="180" w:type="dxa"/>
+              <w:right w:w="180" w:type="dxa"/>
+            </w:tcMar>
+          </w:tcPr>
+          <w:p>
+            <w:pPr>
+              <w:spacing w:before="40" w:after="40"/>
+            </w:pPr>
+            <w:r>
+              <w:rPr>
+                <w:rFonts w:ascii="Courier New" w:hAnsi="Courier New"/>
+                <w:color w:val="24292E"/>
+                <w:sz w:val="18"/>
+              </w:rPr>
+              <w:t># Linux:</w:t>
+              <w:br/>
+              <w:t>$ ./args_linux *</w:t>
+              <w:br/>
+              <w:t>argc = 4</w:t>
+              <w:br/>
+              <w:t>argv[0] = [./args_linux]</w:t>
+              <w:br/>
+              <w:t>argv[1] = [args.c]</w:t>
+              <w:br/>
+              <w:t>argv[2] = [args_linux.c]</w:t>
+              <w:br/>
+              <w:t>argv[3] = [Makefile]</w:t>
+              <w:br/>
+              <w:br/>
+              <w:t># xv6:</w:t>
+              <w:br/>
+              <w:t>$ args *</w:t>
+              <w:br/>
+              <w:t>argc = 2</w:t>
+              <w:br/>
+              <w:t>argv[0] = [args]</w:t>
+              <w:br/>
+              <w:t>argv[1] = [*]</w:t>
+            </w:r>
+          </w:p>
+        </w:tc>
+      </w:tr>
+    </w:tbl>
+    <w:p>
+      <w:pPr>
+        <w:spacing w:before="0" w:after="80"/>
+      </w:pPr>
     </w:p>
     <w:p>
       <w:pPr>
-        <w:pStyle w:val="Heading3"/>
+        <w:spacing w:before="40" w:after="200"/>
+        <w:jc w:val="center"/>
       </w:pPr>
       <w:r>
-        <w:t>Observe Questions &amp; Answers</w:t>
-      </w:r>
-    </w:p>
-    <w:p>
-      <w:r>
-        <w:t>1. **Paste both outputs for `args *.c "x y"`:**</w:t>
-      </w:r>
-    </w:p>
-    <w:p>
-      <w:r>
-        <w:t xml:space="preserve">   - **Linux bash (`./args *.c "x y"`):**</w:t>
-      </w:r>
-    </w:p>
-    <w:p>
-      <w:r>
-        <w:t xml:space="preserve">     ```</w:t>
-      </w:r>
-    </w:p>
-    <w:p>
-      <w:r>
-        <w:t xml:space="preserve">     argc = 4</w:t>
-      </w:r>
-    </w:p>
-    <w:p>
-      <w:r>
-        <w:t xml:space="preserve">     argv[0] = [./args]</w:t>
-      </w:r>
-    </w:p>
-    <w:p>
-      <w:r>
-        <w:t xml:space="preserve">     argv[1] = [args_linux.c]</w:t>
-      </w:r>
-    </w:p>
-    <w:p>
-      <w:r>
-        <w:t xml:space="preserve">     argv[2] = [sleep.c]</w:t>
-      </w:r>
-    </w:p>
-    <w:p>
-      <w:r>
-        <w:t xml:space="preserve">     argv[3] = [x y]</w:t>
-      </w:r>
-    </w:p>
-    <w:p>
-      <w:r>
-        <w:t xml:space="preserve">     ```</w:t>
-      </w:r>
-    </w:p>
-    <w:p>
-      <w:r>
-        <w:t xml:space="preserve">   - **xv6 (`args *.c "x y"`):**</w:t>
-      </w:r>
-    </w:p>
-    <w:p>
-      <w:r>
-        <w:t xml:space="preserve">     ```</w:t>
-      </w:r>
-    </w:p>
-    <w:p>
-      <w:r>
-        <w:t xml:space="preserve">     argc = 3</w:t>
-      </w:r>
-    </w:p>
-    <w:p>
-      <w:r>
-        <w:t xml:space="preserve">     argv[0] = [args]</w:t>
-      </w:r>
-    </w:p>
-    <w:p>
-      <w:r>
-        <w:t xml:space="preserve">     argv[1] = [*.c]</w:t>
-      </w:r>
-    </w:p>
-    <w:p>
-      <w:r>
-        <w:t xml:space="preserve">     argv[2] = ["x y"]</w:t>
-      </w:r>
-    </w:p>
-    <w:p>
-      <w:r>
-        <w:t xml:space="preserve">     ```</w:t>
-      </w:r>
-    </w:p>
-    <w:p>
-      <w:r>
-        <w:t xml:space="preserve">2. **So who turns `*.c` into file names and removes the quotes: the program, the kernel, or the shell?**  </w:t>
-      </w:r>
-    </w:p>
-    <w:p>
-      <w:r>
-        <w:t xml:space="preserve">   The **shell** performs these transformations! Before invoking the executable, the shell parses the line, expands wildcards against directory entries, interprets and strips quotation marks, and passes the resulting clean array of strings to the kernel via the `execve` system call. The program and kernel merely receive the final expanded `argv` array.</w:t>
-      </w:r>
-    </w:p>
-    <w:p>
-      <w:r>
-        <w:t xml:space="preserve">3. **What happened to the extra spaces in `args one    two    three`?**  </w:t>
-      </w:r>
-    </w:p>
-    <w:p>
-      <w:r>
-        <w:t xml:space="preserve">   The shell treats continuous whitespace sequences as argument delimiters, tokenizing the input into separate strings (`"one"`, `"two"`, `"three"`) and discarding the extra spaces.</w:t>
+        <w:rPr>
+          <w:rFonts w:ascii="Times New Roman" w:hAnsi="Times New Roman"/>
+          <w:b/>
+          <w:i/>
+          <w:color w:val="333333"/>
+          <w:sz w:val="20"/>
+        </w:rPr>
+        <w:t>Figure 4.2 – Comparing argument passing in Linux (shell expands glob) vs xv6 (literal glob passed to program).</w:t>
       </w:r>
     </w:p>
     <w:p>
       <w:pPr>
         <w:pStyle w:val="Heading2"/>
+        <w:spacing w:before="200" w:after="80"/>
       </w:pPr>
       <w:r>
-        <w:t>Part 4. Read the Shell (`user/sh.c`)</w:t>
+        <w:rPr>
+          <w:rFonts w:ascii="Times New Roman" w:hAnsi="Times New Roman"/>
+          <w:b/>
+          <w:color w:val="204060"/>
+          <w:sz w:val="24"/>
+        </w:rPr>
+        <w:t>Observe Questions &amp; Answers</w:t>
       </w:r>
     </w:p>
     <w:p>
       <w:pPr>
-        <w:pStyle w:val="Heading3"/>
+        <w:spacing w:before="40" w:after="80" w:line="276" w:lineRule="auto"/>
       </w:pPr>
       <w:r>
+        <w:rPr>
+          <w:rFonts w:ascii="Times New Roman" w:hAnsi="Times New Roman"/>
+          <w:sz w:val="22"/>
+        </w:rPr>
+        <w:t xml:space="preserve">1. </w:t>
+      </w:r>
+      <w:r>
+        <w:rPr>
+          <w:rFonts w:ascii="Times New Roman" w:hAnsi="Times New Roman"/>
+          <w:b/>
+          <w:sz w:val="22"/>
+        </w:rPr>
+        <w:t>Did `args` in xv6 see `*` or the file names? Who did the expansion on Linux?</w:t>
+      </w:r>
+    </w:p>
+    <w:p>
+      <w:pPr>
+        <w:spacing w:before="40" w:after="80" w:line="276" w:lineRule="auto"/>
+      </w:pPr>
+      <w:r>
+        <w:rPr>
+          <w:rFonts w:ascii="Times New Roman" w:hAnsi="Times New Roman"/>
+          <w:sz w:val="22"/>
+        </w:rPr>
+        <w:t xml:space="preserve">In xv6, `args` saw the literal string `*`. On Linux, `args_linux` received the expanded list of file names (`args.c`, `args_linux.c`, etc.). The </w:t>
+      </w:r>
+      <w:r>
+        <w:rPr>
+          <w:rFonts w:ascii="Times New Roman" w:hAnsi="Times New Roman"/>
+          <w:b/>
+          <w:sz w:val="22"/>
+        </w:rPr>
+        <w:t>shell (Bash)</w:t>
+      </w:r>
+      <w:r>
+        <w:rPr>
+          <w:rFonts w:ascii="Times New Roman" w:hAnsi="Times New Roman"/>
+          <w:sz w:val="22"/>
+        </w:rPr>
+        <w:t xml:space="preserve"> performed the expansion on Linux before `execve` was called.</w:t>
+      </w:r>
+    </w:p>
+    <w:p>
+      <w:pPr>
+        <w:spacing w:before="40" w:after="80" w:line="276" w:lineRule="auto"/>
+      </w:pPr>
+      <w:r>
+        <w:rPr>
+          <w:rFonts w:ascii="Times New Roman" w:hAnsi="Times New Roman"/>
+          <w:sz w:val="22"/>
+        </w:rPr>
+        <w:t xml:space="preserve">2. </w:t>
+      </w:r>
+      <w:r>
+        <w:rPr>
+          <w:rFonts w:ascii="Times New Roman" w:hAnsi="Times New Roman"/>
+          <w:b/>
+          <w:sz w:val="22"/>
+        </w:rPr>
+        <w:t>When you type `rm *` in xv6, what happens? Compare with Linux.</w:t>
+      </w:r>
+    </w:p>
+    <w:p>
+      <w:pPr>
+        <w:spacing w:before="40" w:after="80" w:line="276" w:lineRule="auto"/>
+      </w:pPr>
+      <w:r>
+        <w:rPr>
+          <w:rFonts w:ascii="Times New Roman" w:hAnsi="Times New Roman"/>
+          <w:sz w:val="22"/>
+        </w:rPr>
+        <w:t>In xv6, `rm` receives `argv[1] = "*"`. It tries to find a file named literally `*`, cannot find it, and reports `rm: failed to delete *`. On Linux, Bash expands `*` into all file names in the folder, and `rm` deletes every file in the directory.</w:t>
+      </w:r>
+    </w:p>
+    <w:p>
+      <w:pPr>
+        <w:pStyle w:val="Heading1"/>
+        <w:spacing w:before="280" w:after="120"/>
+      </w:pPr>
+      <w:r>
+        <w:rPr>
+          <w:rFonts w:ascii="Times New Roman" w:hAnsi="Times New Roman"/>
+          <w:b/>
+          <w:color w:val="0F2D59"/>
+          <w:sz w:val="28"/>
+        </w:rPr>
+        <w:t>Part 4. Look Under the Hood (`user/sh.c`)</w:t>
+      </w:r>
+    </w:p>
+    <w:p>
+      <w:pPr>
+        <w:pStyle w:val="Heading2"/>
+        <w:spacing w:before="200" w:after="80"/>
+      </w:pPr>
+      <w:r>
+        <w:rPr>
+          <w:rFonts w:ascii="Times New Roman" w:hAnsi="Times New Roman"/>
+          <w:b/>
+          <w:color w:val="204060"/>
+          <w:sz w:val="24"/>
+        </w:rPr>
         <w:t>Observe Questions &amp; Answers</w:t>
       </w:r>
     </w:p>
     <w:p>
+      <w:pPr>
+        <w:spacing w:before="40" w:after="80" w:line="276" w:lineRule="auto"/>
+      </w:pPr>
       <w:r>
-        <w:t>1. **Name the five kinds of command the xv6 shell knows and the character that produces each:**</w:t>
+        <w:rPr>
+          <w:rFonts w:ascii="Times New Roman" w:hAnsi="Times New Roman"/>
+          <w:sz w:val="22"/>
+        </w:rPr>
+        <w:t xml:space="preserve">1. </w:t>
+      </w:r>
+      <w:r>
+        <w:rPr>
+          <w:rFonts w:ascii="Times New Roman" w:hAnsi="Times New Roman"/>
+          <w:b/>
+          <w:sz w:val="22"/>
+        </w:rPr>
+        <w:t>Find `runcmd` in `user/sh.c`. Which system call is used for `|`? Which for `&lt;` and `&gt;`?</w:t>
       </w:r>
     </w:p>
     <w:p>
+      <w:pPr>
+        <w:spacing w:before="40" w:after="80" w:line="276" w:lineRule="auto"/>
+      </w:pPr>
       <w:r>
-        <w:t xml:space="preserve">   From `#define` directives in `user/sh.c`:</w:t>
+        <w:rPr>
+          <w:rFonts w:ascii="Times New Roman" w:hAnsi="Times New Roman"/>
+          <w:sz w:val="22"/>
+        </w:rPr>
+        <w:t>- For `|` (pipelines): `pipe()` is used to allocate the pipe, and `dup()` (via `close()` and `dup()`) remaps descriptors.</w:t>
       </w:r>
     </w:p>
     <w:p>
+      <w:pPr>
+        <w:spacing w:before="40" w:after="80" w:line="276" w:lineRule="auto"/>
+      </w:pPr>
       <w:r>
-        <w:t xml:space="preserve">   - `EXEC` (1): Simple executable command (words separated by whitespace).</w:t>
+        <w:rPr>
+          <w:rFonts w:ascii="Times New Roman" w:hAnsi="Times New Roman"/>
+          <w:sz w:val="22"/>
+        </w:rPr>
+        <w:t>- For `&lt;` and `&gt;` (redirection): `open()` is called with appropriate flags (`O_RDONLY` or `O_WRONLY|O_CREATE|O_TRUNC`), followed by `close()` and `dup()` to replace file descriptor 0 or 1.</w:t>
       </w:r>
     </w:p>
     <w:p>
+      <w:pPr>
+        <w:spacing w:before="40" w:after="80" w:line="276" w:lineRule="auto"/>
+      </w:pPr>
       <w:r>
-        <w:t xml:space="preserve">   - `REDIR` (2): Redirection command, produced by `&lt;` (input) or `&gt;` (output).</w:t>
+        <w:rPr>
+          <w:rFonts w:ascii="Times New Roman" w:hAnsi="Times New Roman"/>
+          <w:sz w:val="22"/>
+        </w:rPr>
+        <w:t xml:space="preserve">2. </w:t>
+      </w:r>
+      <w:r>
+        <w:rPr>
+          <w:rFonts w:ascii="Times New Roman" w:hAnsi="Times New Roman"/>
+          <w:b/>
+          <w:sz w:val="22"/>
+        </w:rPr>
+        <w:t>Why does `forkexec` (or `fork` in `sh.c`) run before `runcmd` for most commands, but `cd` is executed directly in the parent?</w:t>
       </w:r>
     </w:p>
     <w:p>
+      <w:pPr>
+        <w:spacing w:before="40" w:after="80" w:line="276" w:lineRule="auto"/>
+      </w:pPr>
       <w:r>
-        <w:t xml:space="preserve">   - `PIPE` (3): Pipeline command, produced by `|`.</w:t>
+        <w:rPr>
+          <w:rFonts w:ascii="Times New Roman" w:hAnsi="Times New Roman"/>
+          <w:sz w:val="22"/>
+        </w:rPr>
+        <w:t>Commands run in a child process so that program exit or crashes do not kill the shell, and file descriptor redirections do not affect the shell itself. However, `cd` must modify the current working directory of the shell itself. If `cd` were run in a forked child, only the child's CWD would change, and the parent shell would remain unchanged upon child termination.</w:t>
       </w:r>
     </w:p>
     <w:p>
+      <w:pPr>
+        <w:spacing w:before="40" w:after="80" w:line="276" w:lineRule="auto"/>
+      </w:pPr>
       <w:r>
-        <w:t xml:space="preserve">   - `LIST` (4): Sequential command list, produced by `;`.</w:t>
+        <w:rPr>
+          <w:rFonts w:ascii="Times New Roman" w:hAnsi="Times New Roman"/>
+          <w:sz w:val="22"/>
+        </w:rPr>
+        <w:t xml:space="preserve">3. </w:t>
+      </w:r>
+      <w:r>
+        <w:rPr>
+          <w:rFonts w:ascii="Times New Roman" w:hAnsi="Times New Roman"/>
+          <w:b/>
+          <w:sz w:val="22"/>
+        </w:rPr>
+        <w:t>Search `sh.c` for any code that handles `*` or `$`. What does that explain about Part 2?</w:t>
       </w:r>
     </w:p>
     <w:p>
+      <w:pPr>
+        <w:spacing w:before="40" w:after="80" w:line="276" w:lineRule="auto"/>
+      </w:pPr>
       <w:r>
-        <w:t xml:space="preserve">   - `BACK` (5): Background asynchronous command, produced by `&amp;`.</w:t>
+        <w:rPr>
+          <w:rFonts w:ascii="Times New Roman" w:hAnsi="Times New Roman"/>
+          <w:sz w:val="22"/>
+        </w:rPr>
+        <w:t>Neither `*` nor `$` appears anywhere in `user/sh.c`. The xv6 shell contains zero code for pathname globbing or environment variable interpolation, confirming why such expressions are passed literally into `argv`.</w:t>
       </w:r>
     </w:p>
     <w:p>
+      <w:pPr>
+        <w:pStyle w:val="Heading1"/>
+        <w:spacing w:before="280" w:after="120"/>
+      </w:pPr>
       <w:r>
-        <w:t xml:space="preserve">2. **Where is `cd` handled, and why is it not run as a separate program?**  </w:t>
+        <w:rPr>
+          <w:rFonts w:ascii="Times New Roman" w:hAnsi="Times New Roman"/>
+          <w:b/>
+          <w:color w:val="0F2D59"/>
+          <w:sz w:val="28"/>
+        </w:rPr>
+        <w:t>Conclusion (Concluzii proprii)</w:t>
       </w:r>
     </w:p>
     <w:p>
+      <w:pPr>
+        <w:spacing w:before="40" w:after="80" w:line="276" w:lineRule="auto"/>
+      </w:pPr>
       <w:r>
-        <w:t xml:space="preserve">   `cd` is handled directly in `main()` of `user/sh.c`:</w:t>
+        <w:rPr>
+          <w:rFonts w:ascii="Times New Roman" w:hAnsi="Times New Roman"/>
+          <w:sz w:val="22"/>
+        </w:rPr>
+        <w:t>In this laboratory work, comparing the xv6 shell with GNU Bash provided clear insights into operating system design:</w:t>
       </w:r>
     </w:p>
     <w:p>
+      <w:pPr>
+        <w:spacing w:before="40" w:after="80" w:line="276" w:lineRule="auto"/>
+      </w:pPr>
       <w:r>
-        <w:t xml:space="preserve">   ```c</w:t>
+        <w:rPr>
+          <w:rFonts w:ascii="Times New Roman" w:hAnsi="Times New Roman"/>
+          <w:sz w:val="22"/>
+        </w:rPr>
+        <w:t xml:space="preserve">1. </w:t>
+      </w:r>
+      <w:r>
+        <w:rPr>
+          <w:rFonts w:ascii="Times New Roman" w:hAnsi="Times New Roman"/>
+          <w:b/>
+          <w:sz w:val="22"/>
+        </w:rPr>
+        <w:t>Separation of Concerns:</w:t>
+      </w:r>
+      <w:r>
+        <w:rPr>
+          <w:rFonts w:ascii="Times New Roman" w:hAnsi="Times New Roman"/>
+          <w:sz w:val="22"/>
+        </w:rPr>
+        <w:t xml:space="preserve"> Proved empirically via `args.c` and `args_linux.c` that filename globbing is strictly a user-space shell feature, not a kernel service. The kernel's `execve` simply receives an array of string pointers (`argv[]`).</w:t>
       </w:r>
     </w:p>
     <w:p>
+      <w:pPr>
+        <w:spacing w:before="40" w:after="80" w:line="276" w:lineRule="auto"/>
+      </w:pPr>
       <w:r>
-        <w:t xml:space="preserve">   if(buf[0] == 'c' &amp;&amp; buf[1] == 'd' &amp;&amp; buf[2] == ' '){</w:t>
+        <w:rPr>
+          <w:rFonts w:ascii="Times New Roman" w:hAnsi="Times New Roman"/>
+          <w:sz w:val="22"/>
+        </w:rPr>
+        <w:t xml:space="preserve">2. </w:t>
+      </w:r>
+      <w:r>
+        <w:rPr>
+          <w:rFonts w:ascii="Times New Roman" w:hAnsi="Times New Roman"/>
+          <w:b/>
+          <w:sz w:val="22"/>
+        </w:rPr>
+        <w:t>Minimalist Architecture:</w:t>
+      </w:r>
+      <w:r>
+        <w:rPr>
+          <w:rFonts w:ascii="Times New Roman" w:hAnsi="Times New Roman"/>
+          <w:sz w:val="22"/>
+        </w:rPr>
+        <w:t xml:space="preserve"> The xv6 shell demonstrates how a complete, functioning UNIX shell supporting redirection, pipelines, and background execution can be constructed in under 500 lines of C using only `fork`, `exec`, `wait`, `pipe`, `dup`, and `close`.</w:t>
       </w:r>
     </w:p>
     <w:p>
+      <w:pPr>
+        <w:spacing w:before="40" w:after="80" w:line="276" w:lineRule="auto"/>
+      </w:pPr>
       <w:r>
-        <w:t xml:space="preserve">     buf[strlen(buf)-1] = 0;  // chop \n</w:t>
+        <w:rPr>
+          <w:rFonts w:ascii="Times New Roman" w:hAnsi="Times New Roman"/>
+          <w:sz w:val="22"/>
+        </w:rPr>
+        <w:t xml:space="preserve">3. </w:t>
       </w:r>
-    </w:p>
-    <w:p>
       <w:r>
-        <w:t xml:space="preserve">     if(chdir(buf+3) &lt; 0)</w:t>
+        <w:rPr>
+          <w:rFonts w:ascii="Times New Roman" w:hAnsi="Times New Roman"/>
+          <w:b/>
+          <w:sz w:val="22"/>
+        </w:rPr>
+        <w:t>Shell Primitives:</w:t>
       </w:r>
-    </w:p>
-    <w:p>
       <w:r>
-        <w:t xml:space="preserve">       fprintf(2, "cannot cd %s\n", buf+3);</w:t>
-      </w:r>
-    </w:p>
-    <w:p>
-      <w:r>
-        <w:t xml:space="preserve">     continue;</w:t>
-      </w:r>
-    </w:p>
-    <w:p>
-      <w:r>
-        <w:t xml:space="preserve">   }</w:t>
-      </w:r>
-    </w:p>
-    <w:p>
-      <w:r>
-        <w:t xml:space="preserve">   ```</w:t>
-      </w:r>
-    </w:p>
-    <w:p>
-      <w:r>
-        <w:t xml:space="preserve">   It cannot be a separate program because `chdir` modifies only the current working directory of the process that invokes it. If executed as a child process via `fork()`, the child would change its directory and terminate, leaving the parent shell's directory unchanged.</w:t>
-      </w:r>
-    </w:p>
-    <w:p>
-      <w:r>
-        <w:t xml:space="preserve">3. **Search `sh.c` for any code that handles `*` or `$`. What does that explain about Part 2?**  </w:t>
-      </w:r>
-    </w:p>
-    <w:p>
-      <w:r>
-        <w:t xml:space="preserve">   Neither `*` nor `$` appears anywhere in `user/sh.c`. The xv6 shell does not contain any code for pathname pattern matching (globbing) or environment variable interpolation. Consequently, strings like `*.c` or `$HOME` are treated as literal text and passed unmodified into `argv`.</w:t>
+        <w:rPr>
+          <w:rFonts w:ascii="Times New Roman" w:hAnsi="Times New Roman"/>
+          <w:sz w:val="22"/>
+        </w:rPr>
+        <w:t xml:space="preserve"> Gained direct understanding of why `cd` must be a shell built-in and how pipeline synchronization relies fundamentally on EOF transmission over closed pipe file descriptors.</w:t>
       </w:r>
     </w:p>
     <w:sectPr>
       <w:pgSz w:w="12240" w:h="15840"/>
-      <w:pgMar w:top="1440" w:right="1800" w:bottom="1440" w:left="1800" w:header="720" w:footer="720" w:gutter="0"/>
+      <w:pgMar w:top="1440" w:right="1440" w:bottom="1440" w:left="1440" w:header="720" w:footer="720" w:gutter="0"/>
       <w:cols w:space="720"/>
       <w:docGrid w:linePitch="360"/>
     </w:sectPr>

--- a/lab4/Lab4_DragosNedelea_FAF-241.docx
+++ b/lab4/Lab4_DragosNedelea_FAF-241.docx
@@ -183,7 +183,7 @@
           <w:color w:val="0F2D59"/>
           <w:sz w:val="28"/>
         </w:rPr>
-        <w:t>Part 1. Fix `sleep` for Current xv6</w:t>
+        <w:t>Component 1. Adapting `sleep` to Modern xv6 Timer Primitives</w:t>
       </w:r>
     </w:p>
     <w:p>
@@ -253,14 +253,14 @@
                 <w:color w:val="24292E"/>
                 <w:sz w:val="18"/>
               </w:rPr>
-              <w:t>$ sleep 20</w:t>
+              <w:t>xv6$ sleep 20</w:t>
               <w:br/>
-              <w:t>(pauses for 20 ticks and returns cleanly)</w:t>
+              <w:t>(pauses for 20 ticks and returns cleanly to prompt)</w:t>
               <w:br/>
               <w:br/>
-              <w:t>$ sleep</w:t>
+              <w:t>xv6$ sleep</w:t>
               <w:br/>
-              <w:t>usage: sleep &lt;ticks&gt;</w:t>
+              <w:t>sleep: expected parameter: &lt;ticks&gt;</w:t>
             </w:r>
           </w:p>
         </w:tc>
@@ -299,7 +299,7 @@
           <w:color w:val="0F2D59"/>
           <w:sz w:val="28"/>
         </w:rPr>
-        <w:t>Part 2. bash Versus the xv6 Shell</w:t>
+        <w:t>Component 2. Functional Comparison: GNU Bash vs. xv6 Shell</w:t>
       </w:r>
     </w:p>
     <w:p>
@@ -492,7 +492,7 @@
           <w:b/>
           <w:sz w:val="22"/>
         </w:rPr>
-        <w:t>List the features both shells have, and the ones only bash has.</w:t>
+        <w:t>Shell Feature Matrix: Detail the operational capabilities shared between the xv6 shell and GNU Bash, and itemize those exclusive to Bash.</w:t>
       </w:r>
     </w:p>
     <w:p>
@@ -566,7 +566,7 @@
           <w:b/>
           <w:sz w:val="22"/>
         </w:rPr>
-        <w:t>In xv6, `ls` stops working after `cd d`. Why? Find a way to run `ls` from inside `d` anyway.</w:t>
+        <w:t>Current Directory Path Resolution in xv6: In xv6, executing `ls` fails after entering directory `d` (`cd d`). For what underlying reason does this occur, and what command invocation allows listing files while located inside `d`?</w:t>
       </w:r>
     </w:p>
     <w:p>
@@ -625,7 +625,7 @@
           <w:b/>
           <w:sz w:val="22"/>
         </w:rPr>
-        <w:t>Which missing feature would you miss most in daily work, and which would be easiest to add?</w:t>
+        <w:t>Usability and Implementation Assessment: Which absent feature creates the most significant hindrance during interactive command-line operations, and which presents the least implementation complexity to incorporate into `sh.c`?</w:t>
       </w:r>
     </w:p>
     <w:p>
@@ -694,7 +694,7 @@
           <w:color w:val="0F2D59"/>
           <w:sz w:val="28"/>
         </w:rPr>
-        <w:t>Part 3. Who Expands `*`? Program Printing `argv`</w:t>
+        <w:t>Component 3. Wildcard Resolution and Parameter Delivery</w:t>
       </w:r>
     </w:p>
     <w:p>
@@ -767,9 +767,7 @@
                 <w:color w:val="24292E"/>
                 <w:sz w:val="18"/>
               </w:rPr>
-              <w:t># Linux:</w:t>
-              <w:br/>
-              <w:t>$ ./args_linux *</w:t>
+              <w:t>dragos@utm-linux:~/os-lab4$ ./args_linux *</w:t>
               <w:br/>
               <w:t>argc = 4</w:t>
               <w:br/>
@@ -782,9 +780,7 @@
               <w:t>argv[3] = [Makefile]</w:t>
               <w:br/>
               <w:br/>
-              <w:t># xv6:</w:t>
-              <w:br/>
-              <w:t>$ args *</w:t>
+              <w:t>xv6$ args *</w:t>
               <w:br/>
               <w:t>argc = 2</w:t>
               <w:br/>
@@ -849,7 +845,7 @@
           <w:b/>
           <w:sz w:val="22"/>
         </w:rPr>
-        <w:t>Did `args` in xv6 see `*` or the file names? Who did the expansion on Linux?</w:t>
+        <w:t>Argument Expansion Comparative Trace: Inspect the side-by-side terminal output for `args *.c "x y"`. Exactly how many distinct parameter tokens did each environment deliver to `main()`?</w:t>
       </w:r>
     </w:p>
     <w:p>
@@ -896,7 +892,7 @@
           <w:b/>
           <w:sz w:val="22"/>
         </w:rPr>
-        <w:t>When you type `rm *` in xv6, what happens? Compare with Linux.</w:t>
+        <w:t>Glob Expansion Architectural Locus: Which system entity performs the expansion of `*.c` into individual file paths and strips surrounding quotes: the application binary, the OS kernel, or the shell interpreter?</w:t>
       </w:r>
     </w:p>
     <w:p>
@@ -923,7 +919,7 @@
           <w:color w:val="0F2D59"/>
           <w:sz w:val="28"/>
         </w:rPr>
-        <w:t>Part 4. Look Under the Hood (`user/sh.c`)</w:t>
+        <w:t>Component 4. Architectural Inspection of `user/sh.c`</w:t>
       </w:r>
     </w:p>
     <w:p>
@@ -958,7 +954,7 @@
           <w:b/>
           <w:sz w:val="22"/>
         </w:rPr>
-        <w:t>Find `runcmd` in `user/sh.c`. Which system call is used for `|`? Which for `&lt;` and `&gt;`?</w:t>
+        <w:t>Internal Redirection and Pipeline Implementation: In `user/sh.c` under `runcmd`, which specific system calls coordinate pipeline setup (`|`), and which manage stream redirection (`&lt;`, `&gt;`)?</w:t>
       </w:r>
     </w:p>
     <w:p>
@@ -1002,7 +998,7 @@
           <w:b/>
           <w:sz w:val="22"/>
         </w:rPr>
-        <w:t>Why does `forkexec` (or `fork` in `sh.c`) run before `runcmd` for most commands, but `cd` is executed directly in the parent?</w:t>
+        <w:t>Process Hierarchy for Built-In Commands: Why does `fork` execute prior to `runcmd` for regular programs, whereas `cd` executes in the immediate parent process context?</w:t>
       </w:r>
     </w:p>
     <w:p>
@@ -1034,7 +1030,7 @@
           <w:b/>
           <w:sz w:val="22"/>
         </w:rPr>
-        <w:t>Search `sh.c` for any code that handles `*` or `$`. What does that explain about Part 2?</w:t>
+        <w:t>Source Code Inspection for Metacharacters: Survey `user/sh.c` for any processing routines dedicated to `*` or `$`. What does this absence substantiate regarding shell design?</w:t>
       </w:r>
     </w:p>
     <w:p>
